--- a/templates/ROYAL/UAE/agreement.docx
+++ b/templates/ROYAL/UAE/agreement.docx
@@ -231,25 +231,7 @@
                 <w:b/>
                 <w:rtl/>
               </w:rPr>
-              <w:t xml:space="preserve">ا لاسم الكامل </w:t>
-            </w:r>
-            <w:proofErr w:type="gramStart"/>
-            <w:r>
-              <w:rPr>
-                <w:rFonts w:cs="Arabic Transparent" w:hint="cs"/>
-                <w:b/>
-                <w:rtl/>
-              </w:rPr>
-              <w:t>و عنوان</w:t>
-            </w:r>
-            <w:proofErr w:type="gramEnd"/>
-            <w:r>
-              <w:rPr>
-                <w:rFonts w:cs="Arabic Transparent" w:hint="cs"/>
-                <w:b/>
-                <w:rtl/>
-              </w:rPr>
-              <w:t xml:space="preserve"> الجهة المستخد مة</w:t>
+              <w:t>ا لاسم الكامل و عنوان الجهة المستخد مة</w:t>
             </w:r>
           </w:p>
           <w:p>
@@ -413,7 +395,6 @@
                 <w:rtl/>
               </w:rPr>
             </w:pPr>
-            <w:proofErr w:type="gramStart"/>
             <w:r>
               <w:rPr>
                 <w:rFonts w:cs="Arabic Transparent" w:hint="cs"/>
@@ -428,16 +409,7 @@
                 <w:b/>
                 <w:rtl/>
               </w:rPr>
-              <w:t>_</w:t>
-            </w:r>
-            <w:proofErr w:type="gramEnd"/>
-            <w:r>
-              <w:rPr>
-                <w:rFonts w:cs="Arabic Transparent" w:hint="cs"/>
-                <w:b/>
-                <w:rtl/>
-              </w:rPr>
-              <w:t>______________________</w:t>
+              <w:t>_______________________</w:t>
             </w:r>
           </w:p>
           <w:p>
@@ -457,25 +429,7 @@
                 <w:b/>
                 <w:rtl/>
               </w:rPr>
-              <w:t xml:space="preserve">رقم </w:t>
-            </w:r>
-            <w:proofErr w:type="gramStart"/>
-            <w:r>
-              <w:rPr>
-                <w:rFonts w:cs="Arabic Transparent" w:hint="cs"/>
-                <w:b/>
-                <w:rtl/>
-              </w:rPr>
-              <w:t>الـتأشيرة :</w:t>
-            </w:r>
-            <w:proofErr w:type="gramEnd"/>
-            <w:r>
-              <w:rPr>
-                <w:rFonts w:cs="Arabic Transparent" w:hint="cs"/>
-                <w:b/>
-                <w:rtl/>
-              </w:rPr>
-              <w:t xml:space="preserve"> </w:t>
+              <w:t xml:space="preserve">رقم الـتأشيرة : </w:t>
             </w:r>
             <w:r>
               <w:rPr>
@@ -623,25 +577,7 @@
                 <w:b/>
                 <w:rtl/>
               </w:rPr>
-              <w:t xml:space="preserve">هندي </w:t>
-            </w:r>
-            <w:proofErr w:type="gramStart"/>
-            <w:r>
-              <w:rPr>
-                <w:rFonts w:cs="Arabic Transparent" w:hint="cs"/>
-                <w:b/>
-                <w:rtl/>
-              </w:rPr>
-              <w:t>الجنسية ،</w:t>
-            </w:r>
-            <w:proofErr w:type="gramEnd"/>
-            <w:r>
-              <w:rPr>
-                <w:rFonts w:cs="Arabic Transparent" w:hint="cs"/>
-                <w:b/>
-                <w:rtl/>
-              </w:rPr>
-              <w:t xml:space="preserve"> حامل جواز سفر رقم </w:t>
+              <w:t xml:space="preserve">هندي الجنسية ، حامل جواز سفر رقم </w:t>
             </w:r>
             <w:r>
               <w:rPr>
@@ -1885,25 +1821,7 @@
                 <w:b/>
                 <w:rtl/>
               </w:rPr>
-              <w:t xml:space="preserve">يوما بعد كل </w:t>
-            </w:r>
-            <w:proofErr w:type="gramStart"/>
-            <w:r>
-              <w:rPr>
-                <w:rFonts w:cs="Arabic Transparent" w:hint="cs"/>
-                <w:b/>
-                <w:rtl/>
-              </w:rPr>
-              <w:t>اثنى</w:t>
-            </w:r>
-            <w:proofErr w:type="gramEnd"/>
-            <w:r>
-              <w:rPr>
-                <w:rFonts w:cs="Arabic Transparent" w:hint="cs"/>
-                <w:b/>
-                <w:rtl/>
-              </w:rPr>
-              <w:t xml:space="preserve"> عشر شهرا من الخدمة المستمرة بموجب هذا العقد وتدفع أجور هذه الإجازة مقدما.</w:t>
+              <w:t>يوما بعد كل اثنى عشر شهرا من الخدمة المستمرة بموجب هذا العقد وتدفع أجور هذه الإجازة مقدما.</w:t>
             </w:r>
           </w:p>
         </w:tc>
@@ -2485,25 +2403,7 @@
                 <w:b/>
                 <w:rtl/>
               </w:rPr>
-              <w:t xml:space="preserve">يتحمل الطرف الأول كافة الرسوم الخاصة بالإقامة والجوازات وتأشيرات الدخول والخروج </w:t>
-            </w:r>
-            <w:proofErr w:type="gramStart"/>
-            <w:r>
-              <w:rPr>
-                <w:rFonts w:cs="Arabic Transparent" w:hint="cs"/>
-                <w:b/>
-                <w:rtl/>
-              </w:rPr>
-              <w:t>و كما</w:t>
-            </w:r>
-            <w:proofErr w:type="gramEnd"/>
-            <w:r>
-              <w:rPr>
-                <w:rFonts w:cs="Arabic Transparent" w:hint="cs"/>
-                <w:b/>
-                <w:rtl/>
-              </w:rPr>
-              <w:t xml:space="preserve"> يتحمل تكاليف انتقال الطرف الثاني ذهابا وإيابا بالدرجة السياحية جوا من </w:t>
+              <w:t xml:space="preserve">يتحمل الطرف الأول كافة الرسوم الخاصة بالإقامة والجوازات وتأشيرات الدخول والخروج و كما يتحمل تكاليف انتقال الطرف الثاني ذهابا وإيابا بالدرجة السياحية جوا من </w:t>
             </w:r>
             <w:r>
               <w:rPr>
@@ -2804,25 +2704,7 @@
                 <w:b/>
                 <w:rtl/>
               </w:rPr>
-              <w:t xml:space="preserve">يخضمع استخدام الطرف الثاني بموجب هذا العقد بخصوص كافة الأمور المتعلقة بساعات العمل والراحة الأسبوعية والإجازة المرضية وحالات الغياب والإصابات والعجز والوفاة وفيما يتعلق بإنهاء الخدمات وما يستحق الطرف الثاني من تعويض في مكافأة نهاية الخدمة </w:t>
-            </w:r>
-            <w:proofErr w:type="gramStart"/>
-            <w:r>
-              <w:rPr>
-                <w:rFonts w:cs="Arabic Transparent" w:hint="cs"/>
-                <w:b/>
-                <w:rtl/>
-              </w:rPr>
-              <w:t>و في</w:t>
-            </w:r>
-            <w:proofErr w:type="gramEnd"/>
-            <w:r>
-              <w:rPr>
-                <w:rFonts w:cs="Arabic Transparent" w:hint="cs"/>
-                <w:b/>
-                <w:rtl/>
-              </w:rPr>
-              <w:t xml:space="preserve"> جميع الأمور التي لم يرد عنها نص خاص في هذا العقد لأحكام قانون العمل والعمال ساري المفعول بالمملكة العربية السعودية وتشكل هذه الأحكام المرجع الوحيد لكل من الطرفين.</w:t>
+              <w:t>يخضمع استخدام الطرف الثاني بموجب هذا العقد بخصوص كافة الأمور المتعلقة بساعات العمل والراحة الأسبوعية والإجازة المرضية وحالات الغياب والإصابات والعجز والوفاة وفيما يتعلق بإنهاء الخدمات وما يستحق الطرف الثاني من تعويض في مكافأة نهاية الخدمة و في جميع الأمور التي لم يرد عنها نص خاص في هذا العقد لأحكام قانون العمل والعمال ساري المفعول بالمملكة العربية السعودية وتشكل هذه الأحكام المرجع الوحيد لكل من الطرفين.</w:t>
             </w:r>
           </w:p>
         </w:tc>
@@ -4216,25 +4098,7 @@
                 <w:b/>
                 <w:rtl/>
               </w:rPr>
-              <w:t xml:space="preserve">سيعتبر هذا العقد ساري المفعول </w:t>
-            </w:r>
-            <w:proofErr w:type="gramStart"/>
-            <w:r>
-              <w:rPr>
-                <w:rFonts w:cs="Arabic Transparent" w:hint="cs"/>
-                <w:b/>
-                <w:rtl/>
-              </w:rPr>
-              <w:t>و أن</w:t>
-            </w:r>
-            <w:proofErr w:type="gramEnd"/>
-            <w:r>
-              <w:rPr>
-                <w:rFonts w:cs="Arabic Transparent" w:hint="cs"/>
-                <w:b/>
-                <w:rtl/>
-              </w:rPr>
-              <w:t xml:space="preserve"> أي عقد ملاحق ما صاحب العمل والعامل بدل هذا لا يعتبر صالحا فيما يتعلق بهذا العقد.</w:t>
+              <w:t>سيعتبر هذا العقد ساري المفعول و أن أي عقد ملاحق ما صاحب العمل والعامل بدل هذا لا يعتبر صالحا فيما يتعلق بهذا العقد.</w:t>
             </w:r>
           </w:p>
         </w:tc>
@@ -4770,6 +4634,63 @@
                 <w:bCs/>
               </w:rPr>
             </w:pPr>
+            <w:r>
+              <w:rPr>
+                <w:bCs/>
+                <w:noProof/>
+              </w:rPr>
+              <w:pict w14:anchorId="174E44D0">
+                <v:rect id="_x0000_s1028" style="position:absolute;margin-left:36.75pt;margin-top:76.1pt;width:93.3pt;height:49.6pt;z-index:251662336;mso-position-horizontal-relative:text;mso-position-vertical-relative:text" fillcolor="#4f81bd [3204]" stroked="f">
+                  <v:textbox>
+                    <w:txbxContent>
+                      <w:p>
+                        <w:pPr>
+                          <w:rPr>
+                            <w:lang w:val="en-IN"/>
+                          </w:rPr>
+                        </w:pPr>
+                        <w:r>
+                          <w:rPr>
+                            <w:lang w:val="en-IN"/>
+                          </w:rPr>
+                          <w:t>{{SPONSOR_SIGNATURE}}</w:t>
+                        </w:r>
+                      </w:p>
+                      <w:p/>
+                    </w:txbxContent>
+                  </v:textbox>
+                </v:rect>
+              </w:pict>
+            </w:r>
+            <w:r>
+              <w:rPr>
+                <w:bCs/>
+                <w:noProof/>
+              </w:rPr>
+              <w:pict w14:anchorId="66949239">
+                <v:rect id="_x0000_s1026" style="position:absolute;margin-left:13.75pt;margin-top:52.5pt;width:141.35pt;height:88.55pt;z-index:251660288;mso-position-horizontal-relative:text;mso-position-vertical-relative:text">
+                  <v:textbox>
+                    <w:txbxContent>
+                      <w:p>
+                        <w:pPr>
+                          <w:rPr>
+                            <w:lang w:val="en-IN"/>
+                          </w:rPr>
+                        </w:pPr>
+                        <w:proofErr w:type="spellStart"/>
+                        <w:r>
+                          <w:rPr>
+                            <w:lang w:val="en-IN"/>
+                          </w:rPr>
+                          <w:t>BoarderBoX</w:t>
+                        </w:r>
+                        <w:proofErr w:type="spellEnd"/>
+                      </w:p>
+                    </w:txbxContent>
+                  </v:textbox>
+                </v:rect>
+              </w:pict>
+            </w:r>
           </w:p>
         </w:tc>
         <w:tc>
@@ -4783,6 +4704,54 @@
                 <w:bCs/>
               </w:rPr>
             </w:pPr>
+            <w:r>
+              <w:rPr>
+                <w:bCs/>
+                <w:noProof/>
+              </w:rPr>
+              <w:pict w14:anchorId="66949239">
+                <v:rect id="_x0000_s1027" style="position:absolute;margin-left:9.95pt;margin-top:52.5pt;width:141.35pt;height:88.55pt;z-index:251661312;mso-position-horizontal-relative:text;mso-position-vertical-relative:text">
+                  <v:textbox>
+                    <w:txbxContent>
+                      <w:p>
+                        <w:pPr>
+                          <w:rPr>
+                            <w:lang w:val="en-IN"/>
+                          </w:rPr>
+                        </w:pPr>
+                        <w:proofErr w:type="spellStart"/>
+                        <w:r>
+                          <w:rPr>
+                            <w:lang w:val="en-IN"/>
+                          </w:rPr>
+                          <w:t>BoarderBoX</w:t>
+                        </w:r>
+                        <w:proofErr w:type="spellEnd"/>
+                      </w:p>
+                    </w:txbxContent>
+                  </v:textbox>
+                </v:rect>
+              </w:pict>
+            </w:r>
+            <w:r>
+              <w:rPr>
+                <w:bCs/>
+                <w:noProof/>
+              </w:rPr>
+              <w:pict w14:anchorId="174E44D0">
+                <v:rect id="_x0000_s1029" style="position:absolute;margin-left:35.2pt;margin-top:67.2pt;width:93.3pt;height:49.6pt;rotation:-151567fd;z-index:251663360;mso-position-horizontal-relative:text;mso-position-vertical-relative:text" fillcolor="#4f81bd [3204]" stroked="f">
+                  <v:textbox>
+                    <w:txbxContent>
+                      <w:p>
+                        <w:r>
+                          <w:t>{{EMPLOYEE_SIGNATURE}}</w:t>
+                        </w:r>
+                      </w:p>
+                    </w:txbxContent>
+                  </v:textbox>
+                </v:rect>
+              </w:pict>
+            </w:r>
           </w:p>
         </w:tc>
         <w:tc>
